--- a/eva-proyecto/plantillas/MANUAL_DE_USUARIO.docx
+++ b/eva-proyecto/plantillas/MANUAL_DE_USUARIO.docx
@@ -5,70 +5,89 @@
     <w:p/>
     <w:p/>
     <w:p/>
+    <w:p/>
+    <w:p/>
+    <w:p/>
     <w:p>
       <w:pPr>
+        <w:spacing w:after="120"/>
         <w:jc w:val="center"/>
       </w:pPr>
       <w:r>
         <w:rPr>
-          <w:b/>
+          <w:rFonts w:ascii="Calibri" w:hAnsi="Calibri"/>
+          <w:b w:val="0"/>
+          <w:i w:val="0"/>
           <w:color w:val="1D293D"/>
-          <w:sz w:val="28"/>
+          <w:sz w:val="22"/>
         </w:rPr>
         <w:t>HOSPITAL UNIVERSITARIO DEL VALLE</w:t>
       </w:r>
     </w:p>
     <w:p>
       <w:pPr>
+        <w:spacing w:after="120"/>
         <w:jc w:val="center"/>
       </w:pPr>
       <w:r>
         <w:rPr>
-          <w:color w:val="374751"/>
-          <w:sz w:val="22"/>
+          <w:rFonts w:ascii="Calibri" w:hAnsi="Calibri"/>
+          <w:b w:val="0"/>
+          <w:i w:val="0"/>
+          <w:color w:val="1D293D"/>
+          <w:sz w:val="20"/>
         </w:rPr>
-        <w:t>EVA — Sistema de Gestión de Equipos Médicos e Industriales</w:t>
+        <w:t>«Evaristo García» E.S.E.</w:t>
       </w:r>
     </w:p>
     <w:p/>
-    <w:p/>
     <w:p>
       <w:pPr>
+        <w:spacing w:after="120"/>
         <w:jc w:val="center"/>
       </w:pPr>
       <w:r>
         <w:rPr>
+          <w:rFonts w:ascii="Calibri" w:hAnsi="Calibri"/>
           <w:b/>
-          <w:color w:val="1D6FBF"/>
-          <w:sz w:val="40"/>
+          <w:i w:val="0"/>
+          <w:color w:val="1D293D"/>
+          <w:sz w:val="44"/>
         </w:rPr>
         <w:t>MANUAL DE USUARIO</w:t>
       </w:r>
     </w:p>
     <w:p>
       <w:pPr>
+        <w:spacing w:after="120"/>
         <w:jc w:val="center"/>
       </w:pPr>
       <w:r>
         <w:rPr>
-          <w:color w:val="374751"/>
-          <w:sz w:val="24"/>
+          <w:rFonts w:ascii="Calibri" w:hAnsi="Calibri"/>
+          <w:b w:val="0"/>
+          <w:i w:val="0"/>
+          <w:color w:val="333333"/>
+          <w:sz w:val="20"/>
         </w:rPr>
-        <w:t>Guía completa para administradores y técnicos</w:t>
+        <w:t>Sistema EVA — Guía completa para usuarios finales</w:t>
       </w:r>
     </w:p>
     <w:p/>
     <w:p>
       <w:pPr>
+        <w:spacing w:after="120"/>
         <w:jc w:val="center"/>
       </w:pPr>
       <w:r>
         <w:rPr>
-          <w:i/>
-          <w:color w:val="374751"/>
+          <w:rFonts w:ascii="Calibri" w:hAnsi="Calibri"/>
+          <w:b w:val="0"/>
+          <w:i w:val="0"/>
+          <w:color w:val="333333"/>
           <w:sz w:val="20"/>
         </w:rPr>
-        <w:t>Versión 2.0.0  |  Mayo 2026</w:t>
+        <w:t>Versión 2.0.0  ·  Mayo 2026</w:t>
       </w:r>
     </w:p>
     <w:p>
@@ -78,2056 +97,510 @@
     </w:p>
     <w:p>
       <w:pPr>
-        <w:pStyle w:val="Heading1"/>
+        <w:spacing w:before="280" w:after="80"/>
       </w:pPr>
       <w:r>
         <w:rPr>
-          <w:color w:val="1D6FBF"/>
+          <w:rFonts w:ascii="Calibri" w:hAnsi="Calibri"/>
+          <w:b/>
+          <w:i w:val="0"/>
+          <w:color w:val="1D293D"/>
+          <w:sz w:val="28"/>
         </w:rPr>
-        <w:t>1. Acceso al Sistema</w:t>
-      </w:r>
-    </w:p>
-    <w:p>
-      <w:r>
-        <w:t xml:space="preserve">URL de acceso: </w:t>
-      </w:r>
-      <w:r>
-        <w:rPr>
-          <w:b/>
-        </w:rPr>
-        <w:t>http://eva2.huv.gov.co</w:t>
-      </w:r>
-    </w:p>
-    <w:p/>
-    <w:p>
-      <w:pPr>
-        <w:pStyle w:val="Heading2"/>
-      </w:pPr>
-      <w:r>
-        <w:rPr>
-          <w:color w:val="1D293D"/>
-        </w:rPr>
-        <w:t>1.1 Inicio de Sesión</w:t>
+        <w:t>1. Bienvenida</w:t>
       </w:r>
     </w:p>
     <w:p>
       <w:pPr>
-        <w:pStyle w:val="ListNumber"/>
+        <w:spacing w:after="80"/>
       </w:pPr>
       <w:r>
         <w:rPr>
+          <w:rFonts w:ascii="Calibri" w:hAnsi="Calibri"/>
+          <w:b w:val="0"/>
+          <w:i w:val="0"/>
+          <w:color w:val="333333"/>
           <w:sz w:val="20"/>
         </w:rPr>
-        <w:t>Abrir el navegador e ingresar la URL del sistema</w:t>
+        <w:t>Este manual está diseñado para el personal clínico, técnico y administrativo del Hospital Universitario del Valle que utiliza el sistema EVA. Le guiará paso a paso en el uso de cada módulo, desde el inicio de sesión hasta la generación de reportes.</w:t>
       </w:r>
     </w:p>
     <w:p>
       <w:pPr>
-        <w:pStyle w:val="ListNumber"/>
+        <w:spacing w:after="80"/>
       </w:pPr>
       <w:r>
         <w:rPr>
+          <w:rFonts w:ascii="Calibri" w:hAnsi="Calibri"/>
+          <w:b w:val="0"/>
+          <w:i w:val="0"/>
+          <w:color w:val="333333"/>
           <w:sz w:val="20"/>
         </w:rPr>
-        <w:t>Escribir correo electrónico y contraseña</w:t>
+        <w:t>Si tiene preguntas o encuentra problemas, contacte al departamento de Bioingeniería o escriba un ticket de soporte dentro de la aplicación.</w:t>
       </w:r>
     </w:p>
     <w:p>
       <w:pPr>
-        <w:pStyle w:val="ListNumber"/>
+        <w:spacing w:before="280" w:after="80"/>
       </w:pPr>
       <w:r>
         <w:rPr>
-          <w:sz w:val="20"/>
+          <w:rFonts w:ascii="Calibri" w:hAnsi="Calibri"/>
+          <w:b/>
+          <w:i w:val="0"/>
+          <w:color w:val="1D293D"/>
+          <w:sz w:val="28"/>
         </w:rPr>
-        <w:t>Hacer clic en 'Iniciar sesión'</w:t>
+        <w:t>2. Inicio de sesión</w:t>
       </w:r>
     </w:p>
     <w:p>
       <w:pPr>
-        <w:pStyle w:val="ListNumber"/>
+        <w:spacing w:after="80"/>
       </w:pPr>
       <w:r>
         <w:rPr>
+          <w:rFonts w:ascii="Calibri" w:hAnsi="Calibri"/>
+          <w:b w:val="0"/>
+          <w:i w:val="0"/>
+          <w:color w:val="333333"/>
           <w:sz w:val="20"/>
         </w:rPr>
-        <w:t>Si es la primera vez: confirmar la cuenta desde el correo de verificación</w:t>
-      </w:r>
-    </w:p>
-    <w:p/>
-    <w:tbl>
-      <w:tblPr>
-        <w:tblW w:type="auto" w:w="0"/>
-        <w:tblLook w:firstColumn="1" w:firstRow="1" w:lastColumn="0" w:lastRow="0" w:noHBand="0" w:noVBand="1" w:val="04A0"/>
-      </w:tblPr>
-      <w:tblGrid>
-        <w:gridCol w:w="8640"/>
-      </w:tblGrid>
-      <w:tr>
-        <w:tc>
-          <w:tcPr>
-            <w:tcW w:type="dxa" w:w="8640"/>
-            <w:shd w:val="clear" w:color="auto" w:fill="D1ECF1"/>
-          </w:tcPr>
-          <w:p>
-            <w:r>
-              <w:rPr>
-                <w:i/>
-                <w:sz w:val="18"/>
-              </w:rPr>
-              <w:t>⚠  La sesión se cierra automáticamente tras 30 minutos de inactividad. El sistema muestra alerta 2 minutos antes.</w:t>
-            </w:r>
-          </w:p>
-        </w:tc>
-      </w:tr>
-    </w:tbl>
-    <w:p/>
-    <w:p>
-      <w:pPr>
-        <w:pStyle w:val="Heading1"/>
-      </w:pPr>
-      <w:r>
-        <w:rPr>
-          <w:color w:val="1D6FBF"/>
-        </w:rPr>
-        <w:t>2. Navegación General</w:t>
-      </w:r>
-    </w:p>
-    <w:p>
-      <w:r>
-        <w:rPr>
-          <w:b/>
-        </w:rPr>
-        <w:t xml:space="preserve">Barra Superior: </w:t>
-      </w:r>
-      <w:r>
-        <w:rPr>
-          <w:sz w:val="20"/>
-        </w:rPr>
-        <w:t>Logo | Búsqueda global de equipos | Usuario / Perfil / Salir</w:t>
-      </w:r>
-    </w:p>
-    <w:p>
-      <w:r>
-        <w:rPr>
-          <w:b/>
-        </w:rPr>
-        <w:t xml:space="preserve">Menú Lateral (Sidebar): </w:t>
-      </w:r>
-      <w:r>
-        <w:rPr>
-          <w:sz w:val="20"/>
-        </w:rPr>
-        <w:t>INICIO, EQUIPOS ▶, PLANES ▶, ORDENES ▶, REPUESTOS ▶, CAPACITACIONES ▶, DASHBOARD ▶, CONFIGURACIÓN ▶, ADMINISTRADOR ▶</w:t>
-      </w:r>
-    </w:p>
-    <w:p/>
-    <w:tbl>
-      <w:tblPr>
-        <w:tblW w:type="auto" w:w="0"/>
-        <w:tblLook w:firstColumn="1" w:firstRow="1" w:lastColumn="0" w:lastRow="0" w:noHBand="0" w:noVBand="1" w:val="04A0"/>
-      </w:tblPr>
-      <w:tblGrid>
-        <w:gridCol w:w="8640"/>
-      </w:tblGrid>
-      <w:tr>
-        <w:tc>
-          <w:tcPr>
-            <w:tcW w:type="dxa" w:w="8640"/>
-            <w:shd w:val="clear" w:color="auto" w:fill="FFF3CD"/>
-          </w:tcPr>
-          <w:p>
-            <w:r>
-              <w:rPr>
-                <w:i/>
-                <w:sz w:val="18"/>
-              </w:rPr>
-              <w:t>⚠  El menú muestra solo las secciones a las que el usuario tiene acceso según su rol y permisos.</w:t>
-            </w:r>
-          </w:p>
-        </w:tc>
-      </w:tr>
-    </w:tbl>
-    <w:p/>
-    <w:p>
-      <w:pPr>
-        <w:pStyle w:val="Heading1"/>
-      </w:pPr>
-      <w:r>
-        <w:rPr>
-          <w:color w:val="1D6FBF"/>
-        </w:rPr>
-        <w:t>3. Módulo Equipos Biomédicos</w:t>
-      </w:r>
-    </w:p>
-    <w:p>
-      <w:r>
-        <w:rPr>
-          <w:b/>
-        </w:rPr>
-        <w:t xml:space="preserve">Ruta: </w:t>
-      </w:r>
-      <w:r>
-        <w:rPr>
-          <w:sz w:val="20"/>
-        </w:rPr>
-        <w:t>EQUIPOS → BIOMEDICOS  (/equipos/biomedicos)</w:t>
-      </w:r>
-    </w:p>
-    <w:p/>
-    <w:p>
-      <w:pPr>
-        <w:pStyle w:val="Heading2"/>
-      </w:pPr>
-      <w:r>
-        <w:rPr>
-          <w:color w:val="1D293D"/>
-        </w:rPr>
-        <w:t>3.1 Acciones Disponibles por Equipo</w:t>
-      </w:r>
-    </w:p>
-    <w:tbl>
-      <w:tblPr>
-        <w:tblStyle w:val="TableGrid"/>
-        <w:tblW w:type="auto" w:w="0"/>
-        <w:jc w:val="left"/>
-        <w:tblLook w:firstColumn="1" w:firstRow="1" w:lastColumn="0" w:lastRow="0" w:noHBand="0" w:noVBand="1" w:val="04A0"/>
-      </w:tblPr>
-      <w:tblGrid>
-        <w:gridCol w:w="4320"/>
-        <w:gridCol w:w="4320"/>
-      </w:tblGrid>
-      <w:tr>
-        <w:tc>
-          <w:tcPr>
-            <w:tcW w:type="dxa" w:w="2268"/>
-            <w:shd w:val="clear" w:color="auto" w:fill="1D293D"/>
-          </w:tcPr>
-          <w:p>
-            <w:pPr>
-              <w:jc w:val="center"/>
-            </w:pPr>
-            <w:r>
-              <w:rPr>
-                <w:b/>
-                <w:color w:val="FFFFFF"/>
-                <w:sz w:val="18"/>
-              </w:rPr>
-              <w:t>Ícono/Acción</w:t>
-            </w:r>
-          </w:p>
-        </w:tc>
-        <w:tc>
-          <w:tcPr>
-            <w:tcW w:type="dxa" w:w="6803"/>
-            <w:shd w:val="clear" w:color="auto" w:fill="1D293D"/>
-          </w:tcPr>
-          <w:p>
-            <w:pPr>
-              <w:jc w:val="center"/>
-            </w:pPr>
-            <w:r>
-              <w:rPr>
-                <w:b/>
-                <w:color w:val="FFFFFF"/>
-                <w:sz w:val="18"/>
-              </w:rPr>
-              <w:t>Descripción</w:t>
-            </w:r>
-          </w:p>
-        </w:tc>
-      </w:tr>
-      <w:tr>
-        <w:tc>
-          <w:tcPr>
-            <w:tcW w:type="dxa" w:w="2268"/>
-            <w:shd w:val="clear" w:color="auto" w:fill="EEF2F7"/>
-          </w:tcPr>
-          <w:p>
-            <w:r>
-              <w:rPr>
-                <w:sz w:val="18"/>
-              </w:rPr>
-              <w:t>👁 Ver</w:t>
-            </w:r>
-          </w:p>
-        </w:tc>
-        <w:tc>
-          <w:tcPr>
-            <w:tcW w:type="dxa" w:w="6803"/>
-            <w:shd w:val="clear" w:color="auto" w:fill="EEF2F7"/>
-          </w:tcPr>
-          <w:p>
-            <w:r>
-              <w:rPr>
-                <w:sz w:val="18"/>
-              </w:rPr>
-              <w:t>Abre el detalle completo del equipo (solo lectura)</w:t>
-            </w:r>
-          </w:p>
-        </w:tc>
-      </w:tr>
-      <w:tr>
-        <w:tc>
-          <w:tcPr>
-            <w:tcW w:type="dxa" w:w="2268"/>
-            <w:shd w:val="clear" w:color="auto" w:fill="FFFFFF"/>
-          </w:tcPr>
-          <w:p>
-            <w:r>
-              <w:rPr>
-                <w:sz w:val="18"/>
-              </w:rPr>
-              <w:t>✏️ Editar</w:t>
-            </w:r>
-          </w:p>
-        </w:tc>
-        <w:tc>
-          <w:tcPr>
-            <w:tcW w:type="dxa" w:w="6803"/>
-            <w:shd w:val="clear" w:color="auto" w:fill="FFFFFF"/>
-          </w:tcPr>
-          <w:p>
-            <w:r>
-              <w:rPr>
-                <w:sz w:val="18"/>
-              </w:rPr>
-              <w:t>Abre el formulario de edición del equipo</w:t>
-            </w:r>
-          </w:p>
-        </w:tc>
-      </w:tr>
-      <w:tr>
-        <w:tc>
-          <w:tcPr>
-            <w:tcW w:type="dxa" w:w="2268"/>
-            <w:shd w:val="clear" w:color="auto" w:fill="EEF2F7"/>
-          </w:tcPr>
-          <w:p>
-            <w:r>
-              <w:rPr>
-                <w:sz w:val="18"/>
-              </w:rPr>
-              <w:t>📎 Documentos</w:t>
-            </w:r>
-          </w:p>
-        </w:tc>
-        <w:tc>
-          <w:tcPr>
-            <w:tcW w:type="dxa" w:w="6803"/>
-            <w:shd w:val="clear" w:color="auto" w:fill="EEF2F7"/>
-          </w:tcPr>
-          <w:p>
-            <w:r>
-              <w:rPr>
-                <w:sz w:val="18"/>
-              </w:rPr>
-              <w:t>Gestiona documentos adjuntos (manuales, certificados)</w:t>
-            </w:r>
-          </w:p>
-        </w:tc>
-      </w:tr>
-      <w:tr>
-        <w:tc>
-          <w:tcPr>
-            <w:tcW w:type="dxa" w:w="2268"/>
-            <w:shd w:val="clear" w:color="auto" w:fill="FFFFFF"/>
-          </w:tcPr>
-          <w:p>
-            <w:r>
-              <w:rPr>
-                <w:sz w:val="18"/>
-              </w:rPr>
-              <w:t>📋 Correctivo</w:t>
-            </w:r>
-          </w:p>
-        </w:tc>
-        <w:tc>
-          <w:tcPr>
-            <w:tcW w:type="dxa" w:w="6803"/>
-            <w:shd w:val="clear" w:color="auto" w:fill="FFFFFF"/>
-          </w:tcPr>
-          <w:p>
-            <w:r>
-              <w:rPr>
-                <w:sz w:val="18"/>
-              </w:rPr>
-              <w:t>Crea una orden de trabajo correctiva</w:t>
-            </w:r>
-          </w:p>
-        </w:tc>
-      </w:tr>
-      <w:tr>
-        <w:tc>
-          <w:tcPr>
-            <w:tcW w:type="dxa" w:w="2268"/>
-            <w:shd w:val="clear" w:color="auto" w:fill="EEF2F7"/>
-          </w:tcPr>
-          <w:p>
-            <w:r>
-              <w:rPr>
-                <w:sz w:val="18"/>
-              </w:rPr>
-              <w:t>🔧 Preventivo</w:t>
-            </w:r>
-          </w:p>
-        </w:tc>
-        <w:tc>
-          <w:tcPr>
-            <w:tcW w:type="dxa" w:w="6803"/>
-            <w:shd w:val="clear" w:color="auto" w:fill="EEF2F7"/>
-          </w:tcPr>
-          <w:p>
-            <w:r>
-              <w:rPr>
-                <w:sz w:val="18"/>
-              </w:rPr>
-              <w:t>Registra actividad de mantenimiento preventivo</w:t>
-            </w:r>
-          </w:p>
-        </w:tc>
-      </w:tr>
-      <w:tr>
-        <w:tc>
-          <w:tcPr>
-            <w:tcW w:type="dxa" w:w="2268"/>
-            <w:shd w:val="clear" w:color="auto" w:fill="FFFFFF"/>
-          </w:tcPr>
-          <w:p>
-            <w:r>
-              <w:rPr>
-                <w:sz w:val="18"/>
-              </w:rPr>
-              <w:t>📏 Calibración</w:t>
-            </w:r>
-          </w:p>
-        </w:tc>
-        <w:tc>
-          <w:tcPr>
-            <w:tcW w:type="dxa" w:w="6803"/>
-            <w:shd w:val="clear" w:color="auto" w:fill="FFFFFF"/>
-          </w:tcPr>
-          <w:p>
-            <w:r>
-              <w:rPr>
-                <w:sz w:val="18"/>
-              </w:rPr>
-              <w:t>Registra una calibración del equipo</w:t>
-            </w:r>
-          </w:p>
-        </w:tc>
-      </w:tr>
-      <w:tr>
-        <w:tc>
-          <w:tcPr>
-            <w:tcW w:type="dxa" w:w="2268"/>
-            <w:shd w:val="clear" w:color="auto" w:fill="EEF2F7"/>
-          </w:tcPr>
-          <w:p>
-            <w:r>
-              <w:rPr>
-                <w:sz w:val="18"/>
-              </w:rPr>
-              <w:t>📌 Observación</w:t>
-            </w:r>
-          </w:p>
-        </w:tc>
-        <w:tc>
-          <w:tcPr>
-            <w:tcW w:type="dxa" w:w="6803"/>
-            <w:shd w:val="clear" w:color="auto" w:fill="EEF2F7"/>
-          </w:tcPr>
-          <w:p>
-            <w:r>
-              <w:rPr>
-                <w:sz w:val="18"/>
-              </w:rPr>
-              <w:t>Agrega una observación al equipo</w:t>
-            </w:r>
-          </w:p>
-        </w:tc>
-      </w:tr>
-      <w:tr>
-        <w:tc>
-          <w:tcPr>
-            <w:tcW w:type="dxa" w:w="2268"/>
-            <w:shd w:val="clear" w:color="auto" w:fill="FFFFFF"/>
-          </w:tcPr>
-          <w:p>
-            <w:r>
-              <w:rPr>
-                <w:sz w:val="18"/>
-              </w:rPr>
-              <w:t>⬇️ Baja</w:t>
-            </w:r>
-          </w:p>
-        </w:tc>
-        <w:tc>
-          <w:tcPr>
-            <w:tcW w:type="dxa" w:w="6803"/>
-            <w:shd w:val="clear" w:color="auto" w:fill="FFFFFF"/>
-          </w:tcPr>
-          <w:p>
-            <w:r>
-              <w:rPr>
-                <w:sz w:val="18"/>
-              </w:rPr>
-              <w:t>Registra el equipo como dado de baja</w:t>
-            </w:r>
-          </w:p>
-        </w:tc>
-      </w:tr>
-      <w:tr>
-        <w:tc>
-          <w:tcPr>
-            <w:tcW w:type="dxa" w:w="2268"/>
-            <w:shd w:val="clear" w:color="auto" w:fill="EEF2F7"/>
-          </w:tcPr>
-          <w:p>
-            <w:r>
-              <w:rPr>
-                <w:sz w:val="18"/>
-              </w:rPr>
-              <w:t>🗑 Eliminar</w:t>
-            </w:r>
-          </w:p>
-        </w:tc>
-        <w:tc>
-          <w:tcPr>
-            <w:tcW w:type="dxa" w:w="6803"/>
-            <w:shd w:val="clear" w:color="auto" w:fill="EEF2F7"/>
-          </w:tcPr>
-          <w:p>
-            <w:r>
-              <w:rPr>
-                <w:sz w:val="18"/>
-              </w:rPr>
-              <w:t>Elimina el equipo (requiere confirmación)</w:t>
-            </w:r>
-          </w:p>
-        </w:tc>
-      </w:tr>
-    </w:tbl>
-    <w:p/>
-    <w:p>
-      <w:pPr>
-        <w:pStyle w:val="Heading2"/>
-      </w:pPr>
-      <w:r>
-        <w:rPr>
-          <w:color w:val="1D293D"/>
-        </w:rPr>
-        <w:t>3.2 Agregar Equipo</w:t>
-      </w:r>
-    </w:p>
-    <w:p>
-      <w:pPr>
-        <w:pStyle w:val="ListNumber"/>
-      </w:pPr>
-      <w:r>
-        <w:rPr>
-          <w:sz w:val="20"/>
-        </w:rPr>
-        <w:t>Clic en botón 'Agregar Equipo' (esquina superior derecha)</w:t>
-      </w:r>
-    </w:p>
-    <w:p>
-      <w:pPr>
-        <w:pStyle w:val="ListNumber"/>
-      </w:pPr>
-      <w:r>
-        <w:rPr>
-          <w:sz w:val="20"/>
-        </w:rPr>
-        <w:t>Pestaña Información General: nombre, código, serie, marca, modelo, tipo, servicio, área</w:t>
-      </w:r>
-    </w:p>
-    <w:p>
-      <w:pPr>
-        <w:pStyle w:val="ListNumber"/>
-      </w:pPr>
-      <w:r>
-        <w:rPr>
-          <w:sz w:val="20"/>
-        </w:rPr>
-        <w:t>Pestaña Adquisición: fecha compra, valor, proveedor, período de garantía</w:t>
-      </w:r>
-    </w:p>
-    <w:p>
-      <w:pPr>
-        <w:pStyle w:val="ListNumber"/>
-      </w:pPr>
-      <w:r>
-        <w:rPr>
-          <w:sz w:val="20"/>
-        </w:rPr>
-        <w:t>Pestaña Técnica: voltaje, potencia, peso, dimensiones, riesgo, registro INVIMA</w:t>
-      </w:r>
-    </w:p>
-    <w:p>
-      <w:pPr>
-        <w:pStyle w:val="ListNumber"/>
-      </w:pPr>
-      <w:r>
-        <w:rPr>
-          <w:sz w:val="20"/>
-        </w:rPr>
-        <w:t>Clic en 'Guardar'</w:t>
-      </w:r>
-    </w:p>
-    <w:p/>
-    <w:p>
-      <w:pPr>
-        <w:pStyle w:val="Heading1"/>
-      </w:pPr>
-      <w:r>
-        <w:rPr>
-          <w:color w:val="1D6FBF"/>
-        </w:rPr>
-        <w:t>4. Módulo Órdenes de Trabajo (Tickets)</w:t>
-      </w:r>
-    </w:p>
-    <w:p>
-      <w:pPr>
-        <w:pStyle w:val="Heading2"/>
-      </w:pPr>
-      <w:r>
-        <w:rPr>
-          <w:color w:val="1D293D"/>
-        </w:rPr>
-        <w:t>4.1 Mis Tickets — /ordenes/mis-tickets</w:t>
-      </w:r>
-    </w:p>
-    <w:p>
-      <w:r>
-        <w:t>Muestra los tickets creados por el usuario que inició sesión. Permite ver detalle y descargar PDF de cada ticket.</w:t>
-      </w:r>
-    </w:p>
-    <w:p>
-      <w:pPr>
-        <w:pStyle w:val="Heading2"/>
-      </w:pPr>
-      <w:r>
-        <w:rPr>
-          <w:color w:val="1D293D"/>
-        </w:rPr>
-        <w:t>4.2 Gestión de Tickets — /ordenes/gestion-tickets</w:t>
-      </w:r>
-    </w:p>
-    <w:p>
-      <w:r>
-        <w:t>Panel administrativo con TODOS los tickets del sistema. Filtros por estado, sede, tipo de equipo y reportante.</w:t>
-      </w:r>
-    </w:p>
-    <w:tbl>
-      <w:tblPr>
-        <w:tblStyle w:val="TableGrid"/>
-        <w:tblW w:type="auto" w:w="0"/>
-        <w:jc w:val="left"/>
-        <w:tblLook w:firstColumn="1" w:firstRow="1" w:lastColumn="0" w:lastRow="0" w:noHBand="0" w:noVBand="1" w:val="04A0"/>
-      </w:tblPr>
-      <w:tblGrid>
-        <w:gridCol w:w="4320"/>
-        <w:gridCol w:w="4320"/>
-      </w:tblGrid>
-      <w:tr>
-        <w:tc>
-          <w:tcPr>
-            <w:tcW w:type="dxa" w:w="2268"/>
-            <w:shd w:val="clear" w:color="auto" w:fill="1D293D"/>
-          </w:tcPr>
-          <w:p>
-            <w:pPr>
-              <w:jc w:val="center"/>
-            </w:pPr>
-            <w:r>
-              <w:rPr>
-                <w:b/>
-                <w:color w:val="FFFFFF"/>
-                <w:sz w:val="18"/>
-              </w:rPr>
-              <w:t>Acción</w:t>
-            </w:r>
-          </w:p>
-        </w:tc>
-        <w:tc>
-          <w:tcPr>
-            <w:tcW w:type="dxa" w:w="6803"/>
-            <w:shd w:val="clear" w:color="auto" w:fill="1D293D"/>
-          </w:tcPr>
-          <w:p>
-            <w:pPr>
-              <w:jc w:val="center"/>
-            </w:pPr>
-            <w:r>
-              <w:rPr>
-                <w:b/>
-                <w:color w:val="FFFFFF"/>
-                <w:sz w:val="18"/>
-              </w:rPr>
-              <w:t>Descripción</w:t>
-            </w:r>
-          </w:p>
-        </w:tc>
-      </w:tr>
-      <w:tr>
-        <w:tc>
-          <w:tcPr>
-            <w:tcW w:type="dxa" w:w="2268"/>
-            <w:shd w:val="clear" w:color="auto" w:fill="EEF2F7"/>
-          </w:tcPr>
-          <w:p>
-            <w:r>
-              <w:rPr>
-                <w:sz w:val="18"/>
-              </w:rPr>
-              <w:t>Ver detalle</w:t>
-            </w:r>
-          </w:p>
-        </w:tc>
-        <w:tc>
-          <w:tcPr>
-            <w:tcW w:type="dxa" w:w="6803"/>
-            <w:shd w:val="clear" w:color="auto" w:fill="EEF2F7"/>
-          </w:tcPr>
-          <w:p>
-            <w:r>
-              <w:rPr>
-                <w:sz w:val="18"/>
-              </w:rPr>
-              <w:t>Información completa del ticket con historial</w:t>
-            </w:r>
-          </w:p>
-        </w:tc>
-      </w:tr>
-      <w:tr>
-        <w:tc>
-          <w:tcPr>
-            <w:tcW w:type="dxa" w:w="2268"/>
-            <w:shd w:val="clear" w:color="auto" w:fill="FFFFFF"/>
-          </w:tcPr>
-          <w:p>
-            <w:r>
-              <w:rPr>
-                <w:sz w:val="18"/>
-              </w:rPr>
-              <w:t>Editar</w:t>
-            </w:r>
-          </w:p>
-        </w:tc>
-        <w:tc>
-          <w:tcPr>
-            <w:tcW w:type="dxa" w:w="6803"/>
-            <w:shd w:val="clear" w:color="auto" w:fill="FFFFFF"/>
-          </w:tcPr>
-          <w:p>
-            <w:r>
-              <w:rPr>
-                <w:sz w:val="18"/>
-              </w:rPr>
-              <w:t>Modificar datos del ticket abierto</w:t>
-            </w:r>
-          </w:p>
-        </w:tc>
-      </w:tr>
-      <w:tr>
-        <w:tc>
-          <w:tcPr>
-            <w:tcW w:type="dxa" w:w="2268"/>
-            <w:shd w:val="clear" w:color="auto" w:fill="EEF2F7"/>
-          </w:tcPr>
-          <w:p>
-            <w:r>
-              <w:rPr>
-                <w:sz w:val="18"/>
-              </w:rPr>
-              <w:t>Cerrar</w:t>
-            </w:r>
-          </w:p>
-        </w:tc>
-        <w:tc>
-          <w:tcPr>
-            <w:tcW w:type="dxa" w:w="6803"/>
-            <w:shd w:val="clear" w:color="auto" w:fill="EEF2F7"/>
-          </w:tcPr>
-          <w:p>
-            <w:r>
-              <w:rPr>
-                <w:sz w:val="18"/>
-              </w:rPr>
-              <w:t>Finalizar el ticket con diagnóstico y solución</w:t>
-            </w:r>
-          </w:p>
-        </w:tc>
-      </w:tr>
-      <w:tr>
-        <w:tc>
-          <w:tcPr>
-            <w:tcW w:type="dxa" w:w="2268"/>
-            <w:shd w:val="clear" w:color="auto" w:fill="FFFFFF"/>
-          </w:tcPr>
-          <w:p>
-            <w:r>
-              <w:rPr>
-                <w:sz w:val="18"/>
-              </w:rPr>
-              <w:t>Eliminar</w:t>
-            </w:r>
-          </w:p>
-        </w:tc>
-        <w:tc>
-          <w:tcPr>
-            <w:tcW w:type="dxa" w:w="6803"/>
-            <w:shd w:val="clear" w:color="auto" w:fill="FFFFFF"/>
-          </w:tcPr>
-          <w:p>
-            <w:r>
-              <w:rPr>
-                <w:sz w:val="18"/>
-              </w:rPr>
-              <w:t>Eliminar ticket (solicita confirmación)</w:t>
-            </w:r>
-          </w:p>
-        </w:tc>
-      </w:tr>
-    </w:tbl>
-    <w:p/>
-    <w:p>
-      <w:pPr>
-        <w:pStyle w:val="Heading1"/>
-      </w:pPr>
-      <w:r>
-        <w:rPr>
-          <w:color w:val="1D6FBF"/>
-        </w:rPr>
-        <w:t>5. Módulo Planes de Mantenimiento</w:t>
-      </w:r>
-    </w:p>
-    <w:p>
-      <w:r>
-        <w:rPr>
-          <w:b/>
-        </w:rPr>
-        <w:t xml:space="preserve">Ruta: </w:t>
-      </w:r>
-      <w:r>
-        <w:rPr>
-          <w:sz w:val="20"/>
-        </w:rPr>
-        <w:t>PLANES → MTTO. PREVENTIVO  (/planes/preventivo)</w:t>
-      </w:r>
-    </w:p>
-    <w:p/>
-    <w:p>
-      <w:pPr>
-        <w:pStyle w:val="ListBullet"/>
-      </w:pPr>
-      <w:r>
-        <w:rPr>
-          <w:sz w:val="20"/>
-        </w:rPr>
-        <w:t>Muestra el cronograma del año vigente con todos los equipos incluidos en el plan</w:t>
+        <w:t>Acceda a la aplicación ingresando su correo electrónico y contraseña en eva2.huv.gov.co. Si olvida su contraseña, haga clic en 'Recuperar contraseña' e ingrese su correo para recibir un enlace de restablecimiento.</w:t>
       </w:r>
     </w:p>
     <w:p>
       <w:pPr>
         <w:pStyle w:val="ListBullet"/>
+        <w:spacing w:after="40"/>
       </w:pPr>
       <w:r>
         <w:rPr>
+          <w:rFonts w:ascii="Calibri" w:hAnsi="Calibri"/>
+          <w:b w:val="0"/>
+          <w:i w:val="0"/>
+          <w:color w:val="333333"/>
           <w:sz w:val="20"/>
         </w:rPr>
-        <w:t>Por cada equipo: frecuencia de mantenimiento y meses programados</w:t>
+        <w:t>Usuario: correo electrónico registrado en el sistema.</w:t>
       </w:r>
     </w:p>
     <w:p>
       <w:pPr>
         <w:pStyle w:val="ListBullet"/>
+        <w:spacing w:after="40"/>
       </w:pPr>
       <w:r>
         <w:rPr>
+          <w:rFonts w:ascii="Calibri" w:hAnsi="Calibri"/>
+          <w:b w:val="0"/>
+          <w:i w:val="0"/>
+          <w:color w:val="333333"/>
           <w:sz w:val="20"/>
         </w:rPr>
-        <w:t>Registrar ejecución: clic en el mes correspondiente → ingresar fecha, técnico y actividades</w:t>
+        <w:t>Contraseña: contraseña personal asignada por el administrador (o restablecida por usted).</w:t>
       </w:r>
     </w:p>
     <w:p>
       <w:pPr>
         <w:pStyle w:val="ListBullet"/>
+        <w:spacing w:after="40"/>
       </w:pPr>
       <w:r>
         <w:rPr>
+          <w:rFonts w:ascii="Calibri" w:hAnsi="Calibri"/>
+          <w:b w:val="0"/>
+          <w:i w:val="0"/>
+          <w:color w:val="333333"/>
           <w:sz w:val="20"/>
         </w:rPr>
-        <w:t>Exportar: Excel con plan completo o plantilla de importación</w:t>
+        <w:t>La sesión expira automáticamente después de 30 minutos de inactividad.</w:t>
       </w:r>
     </w:p>
-    <w:p/>
     <w:p>
       <w:pPr>
-        <w:pStyle w:val="Heading1"/>
+        <w:spacing w:before="280" w:after="80"/>
       </w:pPr>
       <w:r>
         <w:rPr>
-          <w:color w:val="1D6FBF"/>
+          <w:rFonts w:ascii="Calibri" w:hAnsi="Calibri"/>
+          <w:b/>
+          <w:i w:val="0"/>
+          <w:color w:val="1D293D"/>
+          <w:sz w:val="28"/>
         </w:rPr>
-        <w:t>6. Dashboard y Estadísticas</w:t>
+        <w:t>3. Módulo de Equipos</w:t>
       </w:r>
     </w:p>
-    <w:tbl>
-      <w:tblPr>
-        <w:tblW w:type="auto" w:w="0"/>
-        <w:tblLook w:firstColumn="1" w:firstRow="1" w:lastColumn="0" w:lastRow="0" w:noHBand="0" w:noVBand="1" w:val="04A0"/>
-      </w:tblPr>
-      <w:tblGrid>
-        <w:gridCol w:w="8640"/>
-      </w:tblGrid>
-      <w:tr>
-        <w:tc>
-          <w:tcPr>
-            <w:tcW w:type="dxa" w:w="8640"/>
-            <w:shd w:val="clear" w:color="auto" w:fill="D1ECF1"/>
-          </w:tcPr>
-          <w:p>
-            <w:r>
-              <w:rPr>
-                <w:i/>
-                <w:sz w:val="18"/>
-              </w:rPr>
-              <w:t>⚠  Solo visible para Administradores (rol 1 y 2). Ruta: /dashboard/reportes</w:t>
-            </w:r>
-          </w:p>
-        </w:tc>
-      </w:tr>
-    </w:tbl>
-    <w:p/>
-    <w:tbl>
-      <w:tblPr>
-        <w:tblStyle w:val="TableGrid"/>
-        <w:tblW w:type="auto" w:w="0"/>
-        <w:jc w:val="left"/>
-        <w:tblLook w:firstColumn="1" w:firstRow="1" w:lastColumn="0" w:lastRow="0" w:noHBand="0" w:noVBand="1" w:val="04A0"/>
-      </w:tblPr>
-      <w:tblGrid>
-        <w:gridCol w:w="4320"/>
-        <w:gridCol w:w="4320"/>
-      </w:tblGrid>
-      <w:tr>
-        <w:tc>
-          <w:tcPr>
-            <w:tcW w:type="dxa" w:w="2268"/>
-            <w:shd w:val="clear" w:color="auto" w:fill="1D293D"/>
-          </w:tcPr>
-          <w:p>
-            <w:pPr>
-              <w:jc w:val="center"/>
-            </w:pPr>
-            <w:r>
-              <w:rPr>
-                <w:b/>
-                <w:color w:val="FFFFFF"/>
-                <w:sz w:val="18"/>
-              </w:rPr>
-              <w:t>Pestaña</w:t>
-            </w:r>
-          </w:p>
-        </w:tc>
-        <w:tc>
-          <w:tcPr>
-            <w:tcW w:type="dxa" w:w="6803"/>
-            <w:shd w:val="clear" w:color="auto" w:fill="1D293D"/>
-          </w:tcPr>
-          <w:p>
-            <w:pPr>
-              <w:jc w:val="center"/>
-            </w:pPr>
-            <w:r>
-              <w:rPr>
-                <w:b/>
-                <w:color w:val="FFFFFF"/>
-                <w:sz w:val="18"/>
-              </w:rPr>
-              <w:t>Contenido</w:t>
-            </w:r>
-          </w:p>
-        </w:tc>
-      </w:tr>
-      <w:tr>
-        <w:tc>
-          <w:tcPr>
-            <w:tcW w:type="dxa" w:w="2268"/>
-            <w:shd w:val="clear" w:color="auto" w:fill="EEF2F7"/>
-          </w:tcPr>
-          <w:p>
-            <w:r>
-              <w:rPr>
-                <w:sz w:val="18"/>
-              </w:rPr>
-              <w:t>Resumen</w:t>
-            </w:r>
-          </w:p>
-        </w:tc>
-        <w:tc>
-          <w:tcPr>
-            <w:tcW w:type="dxa" w:w="6803"/>
-            <w:shd w:val="clear" w:color="auto" w:fill="EEF2F7"/>
-          </w:tcPr>
-          <w:p>
-            <w:r>
-              <w:rPr>
-                <w:sz w:val="18"/>
-              </w:rPr>
-              <w:t>KPIs globales + exportaciones rápidas a Excel</w:t>
-            </w:r>
-          </w:p>
-        </w:tc>
-      </w:tr>
-      <w:tr>
-        <w:tc>
-          <w:tcPr>
-            <w:tcW w:type="dxa" w:w="2268"/>
-            <w:shd w:val="clear" w:color="auto" w:fill="FFFFFF"/>
-          </w:tcPr>
-          <w:p>
-            <w:r>
-              <w:rPr>
-                <w:sz w:val="18"/>
-              </w:rPr>
-              <w:t>Correctivos</w:t>
-            </w:r>
-          </w:p>
-        </w:tc>
-        <w:tc>
-          <w:tcPr>
-            <w:tcW w:type="dxa" w:w="6803"/>
-            <w:shd w:val="clear" w:color="auto" w:fill="FFFFFF"/>
-          </w:tcPr>
-          <w:p>
-            <w:r>
-              <w:rPr>
-                <w:sz w:val="18"/>
-              </w:rPr>
-              <w:t>Gráficos de torta: tickets por estado y por tipo de equipo</w:t>
-            </w:r>
-          </w:p>
-        </w:tc>
-      </w:tr>
-      <w:tr>
-        <w:tc>
-          <w:tcPr>
-            <w:tcW w:type="dxa" w:w="2268"/>
-            <w:shd w:val="clear" w:color="auto" w:fill="EEF2F7"/>
-          </w:tcPr>
-          <w:p>
-            <w:r>
-              <w:rPr>
-                <w:sz w:val="18"/>
-              </w:rPr>
-              <w:t>Preventivos</w:t>
-            </w:r>
-          </w:p>
-        </w:tc>
-        <w:tc>
-          <w:tcPr>
-            <w:tcW w:type="dxa" w:w="6803"/>
-            <w:shd w:val="clear" w:color="auto" w:fill="EEF2F7"/>
-          </w:tcPr>
-          <w:p>
-            <w:r>
-              <w:rPr>
-                <w:sz w:val="18"/>
-              </w:rPr>
-              <w:t>Indicador de cumplimiento del plan anual (barra de progreso)</w:t>
-            </w:r>
-          </w:p>
-        </w:tc>
-      </w:tr>
-      <w:tr>
-        <w:tc>
-          <w:tcPr>
-            <w:tcW w:type="dxa" w:w="2268"/>
-            <w:shd w:val="clear" w:color="auto" w:fill="FFFFFF"/>
-          </w:tcPr>
-          <w:p>
-            <w:r>
-              <w:rPr>
-                <w:sz w:val="18"/>
-              </w:rPr>
-              <w:t>Equipos</w:t>
-            </w:r>
-          </w:p>
-        </w:tc>
-        <w:tc>
-          <w:tcPr>
-            <w:tcW w:type="dxa" w:w="6803"/>
-            <w:shd w:val="clear" w:color="auto" w:fill="FFFFFF"/>
-          </w:tcPr>
-          <w:p>
-            <w:r>
-              <w:rPr>
-                <w:sz w:val="18"/>
-              </w:rPr>
-              <w:t>Resumen del inventario por categoría</w:t>
-            </w:r>
-          </w:p>
-        </w:tc>
-      </w:tr>
-    </w:tbl>
-    <w:p/>
     <w:p>
       <w:pPr>
-        <w:pStyle w:val="Heading1"/>
+        <w:spacing w:before="160" w:after="80"/>
       </w:pPr>
       <w:r>
         <w:rPr>
-          <w:color w:val="1D6FBF"/>
+          <w:rFonts w:ascii="Calibri" w:hAnsi="Calibri"/>
+          <w:b/>
+          <w:i w:val="0"/>
+          <w:color w:val="1F6FB8"/>
+          <w:sz w:val="24"/>
         </w:rPr>
-        <w:t>7. Módulo Configuración</w:t>
+        <w:t>3.1. Consultar un equipo biomédico</w:t>
       </w:r>
     </w:p>
-    <w:tbl>
-      <w:tblPr>
-        <w:tblW w:type="auto" w:w="0"/>
-        <w:tblLook w:firstColumn="1" w:firstRow="1" w:lastColumn="0" w:lastRow="0" w:noHBand="0" w:noVBand="1" w:val="04A0"/>
-      </w:tblPr>
-      <w:tblGrid>
-        <w:gridCol w:w="8640"/>
-      </w:tblGrid>
-      <w:tr>
-        <w:tc>
-          <w:tcPr>
-            <w:tcW w:type="dxa" w:w="8640"/>
-            <w:shd w:val="clear" w:color="auto" w:fill="D1ECF1"/>
-          </w:tcPr>
-          <w:p>
-            <w:r>
-              <w:rPr>
-                <w:i/>
-                <w:sz w:val="18"/>
-              </w:rPr>
-              <w:t>⚠  Requiere rol 1, 2 o 3.</w:t>
-            </w:r>
-          </w:p>
-        </w:tc>
-      </w:tr>
-    </w:tbl>
-    <w:p/>
-    <w:tbl>
-      <w:tblPr>
-        <w:tblStyle w:val="TableGrid"/>
-        <w:tblW w:type="auto" w:w="0"/>
-        <w:jc w:val="left"/>
-        <w:tblLook w:firstColumn="1" w:firstRow="1" w:lastColumn="0" w:lastRow="0" w:noHBand="0" w:noVBand="1" w:val="04A0"/>
-      </w:tblPr>
-      <w:tblGrid>
-        <w:gridCol w:w="2880"/>
-        <w:gridCol w:w="2880"/>
-        <w:gridCol w:w="2880"/>
-      </w:tblGrid>
-      <w:tr>
-        <w:tc>
-          <w:tcPr>
-            <w:tcW w:type="dxa" w:w="2268"/>
-            <w:shd w:val="clear" w:color="auto" w:fill="1D293D"/>
-          </w:tcPr>
-          <w:p>
-            <w:pPr>
-              <w:jc w:val="center"/>
-            </w:pPr>
-            <w:r>
-              <w:rPr>
-                <w:b/>
-                <w:color w:val="FFFFFF"/>
-                <w:sz w:val="18"/>
-              </w:rPr>
-              <w:t>Sub-módulo</w:t>
-            </w:r>
-          </w:p>
-        </w:tc>
-        <w:tc>
-          <w:tcPr>
-            <w:tcW w:type="dxa" w:w="2835"/>
-            <w:shd w:val="clear" w:color="auto" w:fill="1D293D"/>
-          </w:tcPr>
-          <w:p>
-            <w:pPr>
-              <w:jc w:val="center"/>
-            </w:pPr>
-            <w:r>
-              <w:rPr>
-                <w:b/>
-                <w:color w:val="FFFFFF"/>
-                <w:sz w:val="18"/>
-              </w:rPr>
-              <w:t>Ruta</w:t>
-            </w:r>
-          </w:p>
-        </w:tc>
-        <w:tc>
-          <w:tcPr>
-            <w:tcW w:type="dxa" w:w="3969"/>
-            <w:shd w:val="clear" w:color="auto" w:fill="1D293D"/>
-          </w:tcPr>
-          <w:p>
-            <w:pPr>
-              <w:jc w:val="center"/>
-            </w:pPr>
-            <w:r>
-              <w:rPr>
-                <w:b/>
-                <w:color w:val="FFFFFF"/>
-                <w:sz w:val="18"/>
-              </w:rPr>
-              <w:t>Descripción</w:t>
-            </w:r>
-          </w:p>
-        </w:tc>
-      </w:tr>
-      <w:tr>
-        <w:tc>
-          <w:tcPr>
-            <w:tcW w:type="dxa" w:w="2268"/>
-            <w:shd w:val="clear" w:color="auto" w:fill="EEF2F7"/>
-          </w:tcPr>
-          <w:p>
-            <w:r>
-              <w:rPr>
-                <w:sz w:val="18"/>
-              </w:rPr>
-              <w:t>Servicios</w:t>
-            </w:r>
-          </w:p>
-        </w:tc>
-        <w:tc>
-          <w:tcPr>
-            <w:tcW w:type="dxa" w:w="2835"/>
-            <w:shd w:val="clear" w:color="auto" w:fill="EEF2F7"/>
-          </w:tcPr>
-          <w:p>
-            <w:r>
-              <w:rPr>
-                <w:sz w:val="18"/>
-              </w:rPr>
-              <w:t>/config/servicios</w:t>
-            </w:r>
-          </w:p>
-        </w:tc>
-        <w:tc>
-          <w:tcPr>
-            <w:tcW w:type="dxa" w:w="3969"/>
-            <w:shd w:val="clear" w:color="auto" w:fill="EEF2F7"/>
-          </w:tcPr>
-          <w:p>
-            <w:r>
-              <w:rPr>
-                <w:sz w:val="18"/>
-              </w:rPr>
-              <w:t>Gestionar dependencias del hospital</w:t>
-            </w:r>
-          </w:p>
-        </w:tc>
-      </w:tr>
-      <w:tr>
-        <w:tc>
-          <w:tcPr>
-            <w:tcW w:type="dxa" w:w="2268"/>
-            <w:shd w:val="clear" w:color="auto" w:fill="FFFFFF"/>
-          </w:tcPr>
-          <w:p>
-            <w:r>
-              <w:rPr>
-                <w:sz w:val="18"/>
-              </w:rPr>
-              <w:t>Contactos</w:t>
-            </w:r>
-          </w:p>
-        </w:tc>
-        <w:tc>
-          <w:tcPr>
-            <w:tcW w:type="dxa" w:w="2835"/>
-            <w:shd w:val="clear" w:color="auto" w:fill="FFFFFF"/>
-          </w:tcPr>
-          <w:p>
-            <w:r>
-              <w:rPr>
-                <w:sz w:val="18"/>
-              </w:rPr>
-              <w:t>/config/contactos</w:t>
-            </w:r>
-          </w:p>
-        </w:tc>
-        <w:tc>
-          <w:tcPr>
-            <w:tcW w:type="dxa" w:w="3969"/>
-            <w:shd w:val="clear" w:color="auto" w:fill="FFFFFF"/>
-          </w:tcPr>
-          <w:p>
-            <w:r>
-              <w:rPr>
-                <w:sz w:val="18"/>
-              </w:rPr>
-              <w:t>Directorio de contactos</w:t>
-            </w:r>
-          </w:p>
-        </w:tc>
-      </w:tr>
-      <w:tr>
-        <w:tc>
-          <w:tcPr>
-            <w:tcW w:type="dxa" w:w="2268"/>
-            <w:shd w:val="clear" w:color="auto" w:fill="EEF2F7"/>
-          </w:tcPr>
-          <w:p>
-            <w:r>
-              <w:rPr>
-                <w:sz w:val="18"/>
-              </w:rPr>
-              <w:t>Áreas</w:t>
-            </w:r>
-          </w:p>
-        </w:tc>
-        <w:tc>
-          <w:tcPr>
-            <w:tcW w:type="dxa" w:w="2835"/>
-            <w:shd w:val="clear" w:color="auto" w:fill="EEF2F7"/>
-          </w:tcPr>
-          <w:p>
-            <w:r>
-              <w:rPr>
-                <w:sz w:val="18"/>
-              </w:rPr>
-              <w:t>/config/areas</w:t>
-            </w:r>
-          </w:p>
-        </w:tc>
-        <w:tc>
-          <w:tcPr>
-            <w:tcW w:type="dxa" w:w="3969"/>
-            <w:shd w:val="clear" w:color="auto" w:fill="EEF2F7"/>
-          </w:tcPr>
-          <w:p>
-            <w:r>
-              <w:rPr>
-                <w:sz w:val="18"/>
-              </w:rPr>
-              <w:t>Áreas dentro de cada servicio</w:t>
-            </w:r>
-          </w:p>
-        </w:tc>
-      </w:tr>
-      <w:tr>
-        <w:tc>
-          <w:tcPr>
-            <w:tcW w:type="dxa" w:w="2268"/>
-            <w:shd w:val="clear" w:color="auto" w:fill="FFFFFF"/>
-          </w:tcPr>
-          <w:p>
-            <w:r>
-              <w:rPr>
-                <w:sz w:val="18"/>
-              </w:rPr>
-              <w:t>Tipos de Mantenimiento</w:t>
-            </w:r>
-          </w:p>
-        </w:tc>
-        <w:tc>
-          <w:tcPr>
-            <w:tcW w:type="dxa" w:w="2835"/>
-            <w:shd w:val="clear" w:color="auto" w:fill="FFFFFF"/>
-          </w:tcPr>
-          <w:p>
-            <w:r>
-              <w:rPr>
-                <w:sz w:val="18"/>
-              </w:rPr>
-              <w:t>/config/tipos-mantenimiento</w:t>
-            </w:r>
-          </w:p>
-        </w:tc>
-        <w:tc>
-          <w:tcPr>
-            <w:tcW w:type="dxa" w:w="3969"/>
-            <w:shd w:val="clear" w:color="auto" w:fill="FFFFFF"/>
-          </w:tcPr>
-          <w:p>
-            <w:r>
-              <w:rPr>
-                <w:sz w:val="18"/>
-              </w:rPr>
-              <w:t>Catálogo de tipos de mantenimiento</w:t>
-            </w:r>
-          </w:p>
-        </w:tc>
-      </w:tr>
-      <w:tr>
-        <w:tc>
-          <w:tcPr>
-            <w:tcW w:type="dxa" w:w="2268"/>
-            <w:shd w:val="clear" w:color="auto" w:fill="EEF2F7"/>
-          </w:tcPr>
-          <w:p>
-            <w:r>
-              <w:rPr>
-                <w:sz w:val="18"/>
-              </w:rPr>
-              <w:t>Materiales</w:t>
-            </w:r>
-          </w:p>
-        </w:tc>
-        <w:tc>
-          <w:tcPr>
-            <w:tcW w:type="dxa" w:w="2835"/>
-            <w:shd w:val="clear" w:color="auto" w:fill="EEF2F7"/>
-          </w:tcPr>
-          <w:p>
-            <w:r>
-              <w:rPr>
-                <w:sz w:val="18"/>
-              </w:rPr>
-              <w:t>/config/materiales</w:t>
-            </w:r>
-          </w:p>
-        </w:tc>
-        <w:tc>
-          <w:tcPr>
-            <w:tcW w:type="dxa" w:w="3969"/>
-            <w:shd w:val="clear" w:color="auto" w:fill="EEF2F7"/>
-          </w:tcPr>
-          <w:p>
-            <w:r>
-              <w:rPr>
-                <w:sz w:val="18"/>
-              </w:rPr>
-              <w:t>Materiales e insumos</w:t>
-            </w:r>
-          </w:p>
-        </w:tc>
-      </w:tr>
-      <w:tr>
-        <w:tc>
-          <w:tcPr>
-            <w:tcW w:type="dxa" w:w="2268"/>
-            <w:shd w:val="clear" w:color="auto" w:fill="FFFFFF"/>
-          </w:tcPr>
-          <w:p>
-            <w:r>
-              <w:rPr>
-                <w:sz w:val="18"/>
-              </w:rPr>
-              <w:t>Sedes</w:t>
-            </w:r>
-          </w:p>
-        </w:tc>
-        <w:tc>
-          <w:tcPr>
-            <w:tcW w:type="dxa" w:w="2835"/>
-            <w:shd w:val="clear" w:color="auto" w:fill="FFFFFF"/>
-          </w:tcPr>
-          <w:p>
-            <w:r>
-              <w:rPr>
-                <w:sz w:val="18"/>
-              </w:rPr>
-              <w:t>/config/sedes</w:t>
-            </w:r>
-          </w:p>
-        </w:tc>
-        <w:tc>
-          <w:tcPr>
-            <w:tcW w:type="dxa" w:w="3969"/>
-            <w:shd w:val="clear" w:color="auto" w:fill="FFFFFF"/>
-          </w:tcPr>
-          <w:p>
-            <w:r>
-              <w:rPr>
-                <w:sz w:val="18"/>
-              </w:rPr>
-              <w:t>Sedes y locaciones del hospital</w:t>
-            </w:r>
-          </w:p>
-        </w:tc>
-      </w:tr>
-      <w:tr>
-        <w:tc>
-          <w:tcPr>
-            <w:tcW w:type="dxa" w:w="2268"/>
-            <w:shd w:val="clear" w:color="auto" w:fill="EEF2F7"/>
-          </w:tcPr>
-          <w:p>
-            <w:r>
-              <w:rPr>
-                <w:sz w:val="18"/>
-              </w:rPr>
-              <w:t>Empresas de Mtto.</w:t>
-            </w:r>
-          </w:p>
-        </w:tc>
-        <w:tc>
-          <w:tcPr>
-            <w:tcW w:type="dxa" w:w="2835"/>
-            <w:shd w:val="clear" w:color="auto" w:fill="EEF2F7"/>
-          </w:tcPr>
-          <w:p>
-            <w:r>
-              <w:rPr>
-                <w:sz w:val="18"/>
-              </w:rPr>
-              <w:t>/config/empresas-mantenimiento</w:t>
-            </w:r>
-          </w:p>
-        </w:tc>
-        <w:tc>
-          <w:tcPr>
-            <w:tcW w:type="dxa" w:w="3969"/>
-            <w:shd w:val="clear" w:color="auto" w:fill="EEF2F7"/>
-          </w:tcPr>
-          <w:p>
-            <w:r>
-              <w:rPr>
-                <w:sz w:val="18"/>
-              </w:rPr>
-              <w:t>Empresas externas de mantenimiento</w:t>
-            </w:r>
-          </w:p>
-        </w:tc>
-      </w:tr>
-    </w:tbl>
-    <w:p/>
     <w:p>
       <w:pPr>
-        <w:pStyle w:val="Heading1"/>
+        <w:spacing w:after="80"/>
       </w:pPr>
       <w:r>
         <w:rPr>
-          <w:color w:val="1D6FBF"/>
+          <w:rFonts w:ascii="Calibri" w:hAnsi="Calibri"/>
+          <w:b w:val="0"/>
+          <w:i w:val="0"/>
+          <w:color w:val="333333"/>
+          <w:sz w:val="20"/>
         </w:rPr>
-        <w:t>8. Módulo Administrador</w:t>
+        <w:t>1. En el menú lateral, haga clic en 'Equipos' → 'Biomédicos'. 2. Busque por nombre, código o servicio. 3. Haga clic en la fila del equipo para ver todos sus detalles, incluyendo mantenimientos previos, calibraciones y documentos adjuntos.</w:t>
       </w:r>
     </w:p>
-    <w:tbl>
-      <w:tblPr>
-        <w:tblW w:type="auto" w:w="0"/>
-        <w:tblLook w:firstColumn="1" w:firstRow="1" w:lastColumn="0" w:lastRow="0" w:noHBand="0" w:noVBand="1" w:val="04A0"/>
-      </w:tblPr>
-      <w:tblGrid>
-        <w:gridCol w:w="8640"/>
-      </w:tblGrid>
-      <w:tr>
-        <w:tc>
-          <w:tcPr>
-            <w:tcW w:type="dxa" w:w="8640"/>
-            <w:shd w:val="clear" w:color="auto" w:fill="D1ECF1"/>
-          </w:tcPr>
-          <w:p>
-            <w:r>
-              <w:rPr>
-                <w:i/>
-                <w:sz w:val="18"/>
-              </w:rPr>
-              <w:t>⚠  Solo visible para rol 1 y 2.</w:t>
-            </w:r>
-          </w:p>
-        </w:tc>
-      </w:tr>
-    </w:tbl>
-    <w:p/>
-    <w:tbl>
-      <w:tblPr>
-        <w:tblStyle w:val="TableGrid"/>
-        <w:tblW w:type="auto" w:w="0"/>
-        <w:jc w:val="left"/>
-        <w:tblLook w:firstColumn="1" w:firstRow="1" w:lastColumn="0" w:lastRow="0" w:noHBand="0" w:noVBand="1" w:val="04A0"/>
-      </w:tblPr>
-      <w:tblGrid>
-        <w:gridCol w:w="2880"/>
-        <w:gridCol w:w="2880"/>
-        <w:gridCol w:w="2880"/>
-      </w:tblGrid>
-      <w:tr>
-        <w:tc>
-          <w:tcPr>
-            <w:tcW w:type="dxa" w:w="2268"/>
-            <w:shd w:val="clear" w:color="auto" w:fill="1D293D"/>
-          </w:tcPr>
-          <w:p>
-            <w:pPr>
-              <w:jc w:val="center"/>
-            </w:pPr>
-            <w:r>
-              <w:rPr>
-                <w:b/>
-                <w:color w:val="FFFFFF"/>
-                <w:sz w:val="18"/>
-              </w:rPr>
-              <w:t>Sub-módulo</w:t>
-            </w:r>
-          </w:p>
-        </w:tc>
-        <w:tc>
-          <w:tcPr>
-            <w:tcW w:type="dxa" w:w="2835"/>
-            <w:shd w:val="clear" w:color="auto" w:fill="1D293D"/>
-          </w:tcPr>
-          <w:p>
-            <w:pPr>
-              <w:jc w:val="center"/>
-            </w:pPr>
-            <w:r>
-              <w:rPr>
-                <w:b/>
-                <w:color w:val="FFFFFF"/>
-                <w:sz w:val="18"/>
-              </w:rPr>
-              <w:t>Ruta</w:t>
-            </w:r>
-          </w:p>
-        </w:tc>
-        <w:tc>
-          <w:tcPr>
-            <w:tcW w:type="dxa" w:w="3969"/>
-            <w:shd w:val="clear" w:color="auto" w:fill="1D293D"/>
-          </w:tcPr>
-          <w:p>
-            <w:pPr>
-              <w:jc w:val="center"/>
-            </w:pPr>
-            <w:r>
-              <w:rPr>
-                <w:b/>
-                <w:color w:val="FFFFFF"/>
-                <w:sz w:val="18"/>
-              </w:rPr>
-              <w:t>Descripción</w:t>
-            </w:r>
-          </w:p>
-        </w:tc>
-      </w:tr>
-      <w:tr>
-        <w:tc>
-          <w:tcPr>
-            <w:tcW w:type="dxa" w:w="2268"/>
-            <w:shd w:val="clear" w:color="auto" w:fill="EEF2F7"/>
-          </w:tcPr>
-          <w:p>
-            <w:r>
-              <w:rPr>
-                <w:sz w:val="18"/>
-              </w:rPr>
-              <w:t>Usuarios</w:t>
-            </w:r>
-          </w:p>
-        </w:tc>
-        <w:tc>
-          <w:tcPr>
-            <w:tcW w:type="dxa" w:w="2835"/>
-            <w:shd w:val="clear" w:color="auto" w:fill="EEF2F7"/>
-          </w:tcPr>
-          <w:p>
-            <w:r>
-              <w:rPr>
-                <w:sz w:val="18"/>
-              </w:rPr>
-              <w:t>/admin/usuarios</w:t>
-            </w:r>
-          </w:p>
-        </w:tc>
-        <w:tc>
-          <w:tcPr>
-            <w:tcW w:type="dxa" w:w="3969"/>
-            <w:shd w:val="clear" w:color="auto" w:fill="EEF2F7"/>
-          </w:tcPr>
-          <w:p>
-            <w:r>
-              <w:rPr>
-                <w:sz w:val="18"/>
-              </w:rPr>
-              <w:t>Gestionar cuentas, roles y permisos de usuarios</w:t>
-            </w:r>
-          </w:p>
-        </w:tc>
-      </w:tr>
-      <w:tr>
-        <w:tc>
-          <w:tcPr>
-            <w:tcW w:type="dxa" w:w="2268"/>
-            <w:shd w:val="clear" w:color="auto" w:fill="FFFFFF"/>
-          </w:tcPr>
-          <w:p>
-            <w:r>
-              <w:rPr>
-                <w:sz w:val="18"/>
-              </w:rPr>
-              <w:t>Propietarios</w:t>
-            </w:r>
-          </w:p>
-        </w:tc>
-        <w:tc>
-          <w:tcPr>
-            <w:tcW w:type="dxa" w:w="2835"/>
-            <w:shd w:val="clear" w:color="auto" w:fill="FFFFFF"/>
-          </w:tcPr>
-          <w:p>
-            <w:r>
-              <w:rPr>
-                <w:sz w:val="18"/>
-              </w:rPr>
-              <w:t>/admin/propietarios</w:t>
-            </w:r>
-          </w:p>
-        </w:tc>
-        <w:tc>
-          <w:tcPr>
-            <w:tcW w:type="dxa" w:w="3969"/>
-            <w:shd w:val="clear" w:color="auto" w:fill="FFFFFF"/>
-          </w:tcPr>
-          <w:p>
-            <w:r>
-              <w:rPr>
-                <w:sz w:val="18"/>
-              </w:rPr>
-              <w:t>Instituciones propietarias de los equipos</w:t>
-            </w:r>
-          </w:p>
-        </w:tc>
-      </w:tr>
-    </w:tbl>
-    <w:p/>
     <w:p>
       <w:pPr>
-        <w:pStyle w:val="Heading1"/>
+        <w:spacing w:before="160" w:after="80"/>
       </w:pPr>
       <w:r>
         <w:rPr>
-          <w:color w:val="1D6FBF"/>
+          <w:rFonts w:ascii="Calibri" w:hAnsi="Calibri"/>
+          <w:b/>
+          <w:i w:val="0"/>
+          <w:color w:val="1F6FB8"/>
+          <w:sz w:val="24"/>
         </w:rPr>
-        <w:t>9. Referencia Rápida</w:t>
+        <w:t>3.2. Descargar ficha técnica en PDF</w:t>
       </w:r>
     </w:p>
-    <w:tbl>
-      <w:tblPr>
-        <w:tblStyle w:val="TableGrid"/>
-        <w:tblW w:type="auto" w:w="0"/>
-        <w:jc w:val="left"/>
-        <w:tblLook w:firstColumn="1" w:firstRow="1" w:lastColumn="0" w:lastRow="0" w:noHBand="0" w:noVBand="1" w:val="04A0"/>
-      </w:tblPr>
-      <w:tblGrid>
-        <w:gridCol w:w="4320"/>
-        <w:gridCol w:w="4320"/>
-      </w:tblGrid>
-      <w:tr>
-        <w:tc>
-          <w:tcPr>
-            <w:tcW w:type="dxa" w:w="4535"/>
-            <w:shd w:val="clear" w:color="auto" w:fill="1D293D"/>
-          </w:tcPr>
-          <w:p>
-            <w:pPr>
-              <w:jc w:val="center"/>
-            </w:pPr>
-            <w:r>
-              <w:rPr>
-                <w:b/>
-                <w:color w:val="FFFFFF"/>
-                <w:sz w:val="18"/>
-              </w:rPr>
-              <w:t>Tarea</w:t>
-            </w:r>
-          </w:p>
-        </w:tc>
-        <w:tc>
-          <w:tcPr>
-            <w:tcW w:type="dxa" w:w="4535"/>
-            <w:shd w:val="clear" w:color="auto" w:fill="1D293D"/>
-          </w:tcPr>
-          <w:p>
-            <w:pPr>
-              <w:jc w:val="center"/>
-            </w:pPr>
-            <w:r>
-              <w:rPr>
-                <w:b/>
-                <w:color w:val="FFFFFF"/>
-                <w:sz w:val="18"/>
-              </w:rPr>
-              <w:t>Ruta</w:t>
-            </w:r>
-          </w:p>
-        </w:tc>
-      </w:tr>
-      <w:tr>
-        <w:tc>
-          <w:tcPr>
-            <w:tcW w:type="dxa" w:w="4535"/>
-            <w:shd w:val="clear" w:color="auto" w:fill="EEF2F7"/>
-          </w:tcPr>
-          <w:p>
-            <w:r>
-              <w:rPr>
-                <w:sz w:val="18"/>
-              </w:rPr>
-              <w:t>Ver todos los equipos biomédicos</w:t>
-            </w:r>
-          </w:p>
-        </w:tc>
-        <w:tc>
-          <w:tcPr>
-            <w:tcW w:type="dxa" w:w="4535"/>
-            <w:shd w:val="clear" w:color="auto" w:fill="EEF2F7"/>
-          </w:tcPr>
-          <w:p>
-            <w:r>
-              <w:rPr>
-                <w:sz w:val="18"/>
-              </w:rPr>
-              <w:t>EQUIPOS → BIOMEDICOS</w:t>
-            </w:r>
-          </w:p>
-        </w:tc>
-      </w:tr>
-      <w:tr>
-        <w:tc>
-          <w:tcPr>
-            <w:tcW w:type="dxa" w:w="4535"/>
-            <w:shd w:val="clear" w:color="auto" w:fill="FFFFFF"/>
-          </w:tcPr>
-          <w:p>
-            <w:r>
-              <w:rPr>
-                <w:sz w:val="18"/>
-              </w:rPr>
-              <w:t>Crear orden de trabajo</w:t>
-            </w:r>
-          </w:p>
-        </w:tc>
-        <w:tc>
-          <w:tcPr>
-            <w:tcW w:type="dxa" w:w="4535"/>
-            <w:shd w:val="clear" w:color="auto" w:fill="FFFFFF"/>
-          </w:tcPr>
-          <w:p>
-            <w:r>
-              <w:rPr>
-                <w:sz w:val="18"/>
-              </w:rPr>
-              <w:t>EQUIPOS → equipo → botón 'Correctivo'</w:t>
-            </w:r>
-          </w:p>
-        </w:tc>
-      </w:tr>
-      <w:tr>
-        <w:tc>
-          <w:tcPr>
-            <w:tcW w:type="dxa" w:w="4535"/>
-            <w:shd w:val="clear" w:color="auto" w:fill="EEF2F7"/>
-          </w:tcPr>
-          <w:p>
-            <w:r>
-              <w:rPr>
-                <w:sz w:val="18"/>
-              </w:rPr>
-              <w:t>Ver mis tickets</w:t>
-            </w:r>
-          </w:p>
-        </w:tc>
-        <w:tc>
-          <w:tcPr>
-            <w:tcW w:type="dxa" w:w="4535"/>
-            <w:shd w:val="clear" w:color="auto" w:fill="EEF2F7"/>
-          </w:tcPr>
-          <w:p>
-            <w:r>
-              <w:rPr>
-                <w:sz w:val="18"/>
-              </w:rPr>
-              <w:t>ORDENES → MIS TICKETS</w:t>
-            </w:r>
-          </w:p>
-        </w:tc>
-      </w:tr>
-      <w:tr>
-        <w:tc>
-          <w:tcPr>
-            <w:tcW w:type="dxa" w:w="4535"/>
-            <w:shd w:val="clear" w:color="auto" w:fill="FFFFFF"/>
-          </w:tcPr>
-          <w:p>
-            <w:r>
-              <w:rPr>
-                <w:sz w:val="18"/>
-              </w:rPr>
-              <w:t>Gestionar todos los tickets</w:t>
-            </w:r>
-          </w:p>
-        </w:tc>
-        <w:tc>
-          <w:tcPr>
-            <w:tcW w:type="dxa" w:w="4535"/>
-            <w:shd w:val="clear" w:color="auto" w:fill="FFFFFF"/>
-          </w:tcPr>
-          <w:p>
-            <w:r>
-              <w:rPr>
-                <w:sz w:val="18"/>
-              </w:rPr>
-              <w:t>ORDENES → GESTION DE TICKETS</w:t>
-            </w:r>
-          </w:p>
-        </w:tc>
-      </w:tr>
-      <w:tr>
-        <w:tc>
-          <w:tcPr>
-            <w:tcW w:type="dxa" w:w="4535"/>
-            <w:shd w:val="clear" w:color="auto" w:fill="EEF2F7"/>
-          </w:tcPr>
-          <w:p>
-            <w:r>
-              <w:rPr>
-                <w:sz w:val="18"/>
-              </w:rPr>
-              <w:t>Ver cronograma preventivo</w:t>
-            </w:r>
-          </w:p>
-        </w:tc>
-        <w:tc>
-          <w:tcPr>
-            <w:tcW w:type="dxa" w:w="4535"/>
-            <w:shd w:val="clear" w:color="auto" w:fill="EEF2F7"/>
-          </w:tcPr>
-          <w:p>
-            <w:r>
-              <w:rPr>
-                <w:sz w:val="18"/>
-              </w:rPr>
-              <w:t>PLANES → MTTO. PREVENTIVO</w:t>
-            </w:r>
-          </w:p>
-        </w:tc>
-      </w:tr>
-      <w:tr>
-        <w:tc>
-          <w:tcPr>
-            <w:tcW w:type="dxa" w:w="4535"/>
-            <w:shd w:val="clear" w:color="auto" w:fill="FFFFFF"/>
-          </w:tcPr>
-          <w:p>
-            <w:r>
-              <w:rPr>
-                <w:sz w:val="18"/>
-              </w:rPr>
-              <w:t>Exportar reporte Excel</w:t>
-            </w:r>
-          </w:p>
-        </w:tc>
-        <w:tc>
-          <w:tcPr>
-            <w:tcW w:type="dxa" w:w="4535"/>
-            <w:shd w:val="clear" w:color="auto" w:fill="FFFFFF"/>
-          </w:tcPr>
-          <w:p>
-            <w:r>
-              <w:rPr>
-                <w:sz w:val="18"/>
-              </w:rPr>
-              <w:t>DASHBOARD → Resumen → botón de exportación</w:t>
-            </w:r>
-          </w:p>
-        </w:tc>
-      </w:tr>
-      <w:tr>
-        <w:tc>
-          <w:tcPr>
-            <w:tcW w:type="dxa" w:w="4535"/>
-            <w:shd w:val="clear" w:color="auto" w:fill="EEF2F7"/>
-          </w:tcPr>
-          <w:p>
-            <w:r>
-              <w:rPr>
-                <w:sz w:val="18"/>
-              </w:rPr>
-              <w:t>Agregar usuario</w:t>
-            </w:r>
-          </w:p>
-        </w:tc>
-        <w:tc>
-          <w:tcPr>
-            <w:tcW w:type="dxa" w:w="4535"/>
-            <w:shd w:val="clear" w:color="auto" w:fill="EEF2F7"/>
-          </w:tcPr>
-          <w:p>
-            <w:r>
-              <w:rPr>
-                <w:sz w:val="18"/>
-              </w:rPr>
-              <w:t>ADMINISTRADOR → USUARIOS</w:t>
-            </w:r>
-          </w:p>
-        </w:tc>
-      </w:tr>
-      <w:tr>
-        <w:tc>
-          <w:tcPr>
-            <w:tcW w:type="dxa" w:w="4535"/>
-            <w:shd w:val="clear" w:color="auto" w:fill="FFFFFF"/>
-          </w:tcPr>
-          <w:p>
-            <w:r>
-              <w:rPr>
-                <w:sz w:val="18"/>
-              </w:rPr>
-              <w:t>Agregar servicio nuevo</w:t>
-            </w:r>
-          </w:p>
-        </w:tc>
-        <w:tc>
-          <w:tcPr>
-            <w:tcW w:type="dxa" w:w="4535"/>
-            <w:shd w:val="clear" w:color="auto" w:fill="FFFFFF"/>
-          </w:tcPr>
-          <w:p>
-            <w:r>
-              <w:rPr>
-                <w:sz w:val="18"/>
-              </w:rPr>
-              <w:t>CONFIGURACIÓN → SERVICIOS</w:t>
-            </w:r>
-          </w:p>
-        </w:tc>
-      </w:tr>
-      <w:tr>
-        <w:tc>
-          <w:tcPr>
-            <w:tcW w:type="dxa" w:w="4535"/>
-            <w:shd w:val="clear" w:color="auto" w:fill="EEF2F7"/>
-          </w:tcPr>
-          <w:p>
-            <w:r>
-              <w:rPr>
-                <w:sz w:val="18"/>
-              </w:rPr>
-              <w:t>Cambiar contraseña</w:t>
-            </w:r>
-          </w:p>
-        </w:tc>
-        <w:tc>
-          <w:tcPr>
-            <w:tcW w:type="dxa" w:w="4535"/>
-            <w:shd w:val="clear" w:color="auto" w:fill="EEF2F7"/>
-          </w:tcPr>
-          <w:p>
-            <w:r>
-              <w:rPr>
-                <w:sz w:val="18"/>
-              </w:rPr>
-              <w:t>Usuario → PERFIL</w:t>
-            </w:r>
-          </w:p>
-        </w:tc>
-      </w:tr>
-    </w:tbl>
+    <w:p>
+      <w:pPr>
+        <w:spacing w:after="80"/>
+      </w:pPr>
+      <w:r>
+        <w:rPr>
+          <w:rFonts w:ascii="Calibri" w:hAnsi="Calibri"/>
+          <w:b w:val="0"/>
+          <w:i w:val="0"/>
+          <w:color w:val="333333"/>
+          <w:sz w:val="20"/>
+        </w:rPr>
+        <w:t>Abra el modal de detalle del equipo. En la esquina superior derecha encontrará el botón 'Descargar PDF'. El navegador descargará un archivo que contiene toda la información del equipo de forma imprimible.</w:t>
+      </w:r>
+    </w:p>
+    <w:p>
+      <w:pPr>
+        <w:spacing w:before="280" w:after="80"/>
+      </w:pPr>
+      <w:r>
+        <w:rPr>
+          <w:rFonts w:ascii="Calibri" w:hAnsi="Calibri"/>
+          <w:b/>
+          <w:i w:val="0"/>
+          <w:color w:val="1D293D"/>
+          <w:sz w:val="28"/>
+        </w:rPr>
+        <w:t>4. Módulo de Tickets</w:t>
+      </w:r>
+    </w:p>
+    <w:p>
+      <w:pPr>
+        <w:spacing w:before="160" w:after="80"/>
+      </w:pPr>
+      <w:r>
+        <w:rPr>
+          <w:rFonts w:ascii="Calibri" w:hAnsi="Calibri"/>
+          <w:b/>
+          <w:i w:val="0"/>
+          <w:color w:val="1F6FB8"/>
+          <w:sz w:val="24"/>
+        </w:rPr>
+        <w:t>4.1. Crear un nuevo ticket</w:t>
+      </w:r>
+    </w:p>
+    <w:p>
+      <w:pPr>
+        <w:spacing w:after="80"/>
+      </w:pPr>
+      <w:r>
+        <w:rPr>
+          <w:rFonts w:ascii="Calibri" w:hAnsi="Calibri"/>
+          <w:b w:val="0"/>
+          <w:i w:val="0"/>
+          <w:color w:val="333333"/>
+          <w:sz w:val="20"/>
+        </w:rPr>
+        <w:t>1. Haga clic en 'Órdenes' → 'Mis Tickets'. 2. Haga clic en 'Crear Ticket'. 3. Seleccione el equipo afectado. 4. Describa el problema con el mayor detalle posible. 5. Adjunte fotos o documentos si es necesario. 6. Haga clic en 'Crear'.</w:t>
+      </w:r>
+    </w:p>
+    <w:p>
+      <w:pPr>
+        <w:spacing w:before="160" w:after="80"/>
+      </w:pPr>
+      <w:r>
+        <w:rPr>
+          <w:rFonts w:ascii="Calibri" w:hAnsi="Calibri"/>
+          <w:b/>
+          <w:i w:val="0"/>
+          <w:color w:val="1F6FB8"/>
+          <w:sz w:val="24"/>
+        </w:rPr>
+        <w:t>4.2. Hacer seguimiento del ticket</w:t>
+      </w:r>
+    </w:p>
+    <w:p>
+      <w:pPr>
+        <w:spacing w:after="80"/>
+      </w:pPr>
+      <w:r>
+        <w:rPr>
+          <w:rFonts w:ascii="Calibri" w:hAnsi="Calibri"/>
+          <w:b w:val="0"/>
+          <w:i w:val="0"/>
+          <w:color w:val="333333"/>
+          <w:sz w:val="20"/>
+        </w:rPr>
+        <w:t>En la vista 'Mis Tickets', verá una lista de todos sus tickets con su estado actual (Abierto, En proceso, Resuelto, Cerrado). Haga clic en cualquier ticket para ver el historial de avances y cambios.</w:t>
+      </w:r>
+    </w:p>
+    <w:p>
+      <w:pPr>
+        <w:spacing w:before="280" w:after="80"/>
+      </w:pPr>
+      <w:r>
+        <w:rPr>
+          <w:rFonts w:ascii="Calibri" w:hAnsi="Calibri"/>
+          <w:b/>
+          <w:i w:val="0"/>
+          <w:color w:val="1D293D"/>
+          <w:sz w:val="28"/>
+        </w:rPr>
+        <w:t>5. Módulo de Mantenimiento Preventivo</w:t>
+      </w:r>
+    </w:p>
+    <w:p>
+      <w:pPr>
+        <w:spacing w:before="160" w:after="80"/>
+      </w:pPr>
+      <w:r>
+        <w:rPr>
+          <w:rFonts w:ascii="Calibri" w:hAnsi="Calibri"/>
+          <w:b/>
+          <w:i w:val="0"/>
+          <w:color w:val="1F6FB8"/>
+          <w:sz w:val="24"/>
+        </w:rPr>
+        <w:t>5.1. Consultar el cronograma</w:t>
+      </w:r>
+    </w:p>
+    <w:p>
+      <w:pPr>
+        <w:spacing w:after="80"/>
+      </w:pPr>
+      <w:r>
+        <w:rPr>
+          <w:rFonts w:ascii="Calibri" w:hAnsi="Calibri"/>
+          <w:b w:val="0"/>
+          <w:i w:val="0"/>
+          <w:color w:val="333333"/>
+          <w:sz w:val="20"/>
+        </w:rPr>
+        <w:t>Haga clic en 'Planes' → 'Preventivo'. Seleccione el año del cronograma (2024, 2025, etc.). Verá una tabla con todos los equipos programados, los meses asignados y el responsable del mantenimiento.</w:t>
+      </w:r>
+    </w:p>
+    <w:p>
+      <w:pPr>
+        <w:spacing w:before="160" w:after="80"/>
+      </w:pPr>
+      <w:r>
+        <w:rPr>
+          <w:rFonts w:ascii="Calibri" w:hAnsi="Calibri"/>
+          <w:b/>
+          <w:i w:val="0"/>
+          <w:color w:val="1F6FB8"/>
+          <w:sz w:val="24"/>
+        </w:rPr>
+        <w:t>5.2. Registrar ejecución de preventivo</w:t>
+      </w:r>
+    </w:p>
+    <w:p>
+      <w:pPr>
+        <w:spacing w:after="80"/>
+      </w:pPr>
+      <w:r>
+        <w:rPr>
+          <w:rFonts w:ascii="Calibri" w:hAnsi="Calibri"/>
+          <w:b w:val="0"/>
+          <w:i w:val="0"/>
+          <w:color w:val="333333"/>
+          <w:sz w:val="20"/>
+        </w:rPr>
+        <w:t>1. Identifique el plan en la tabla. 2. Haga clic en 'Registrar ejecución'. 3. Adjunte evidencias (fotos, reportes). 4. Agregue observaciones si es necesario. 5. Haga clic en 'Guardar'. El sistema actualizará el estado de cumplimiento automáticamente.</w:t>
+      </w:r>
+    </w:p>
+    <w:p>
+      <w:pPr>
+        <w:spacing w:before="280" w:after="80"/>
+      </w:pPr>
+      <w:r>
+        <w:rPr>
+          <w:rFonts w:ascii="Calibri" w:hAnsi="Calibri"/>
+          <w:b/>
+          <w:i w:val="0"/>
+          <w:color w:val="1D293D"/>
+          <w:sz w:val="28"/>
+        </w:rPr>
+        <w:t>6. Exportación de datos</w:t>
+      </w:r>
+    </w:p>
+    <w:p>
+      <w:pPr>
+        <w:spacing w:after="80"/>
+      </w:pPr>
+      <w:r>
+        <w:rPr>
+          <w:rFonts w:ascii="Calibri" w:hAnsi="Calibri"/>
+          <w:b w:val="0"/>
+          <w:i w:val="0"/>
+          <w:color w:val="333333"/>
+          <w:sz w:val="20"/>
+        </w:rPr>
+        <w:t>En cualquier tabla (equipos, tickets, cronograma), encontrará un botón 'Descargar Excel' que genera un archivo con toda la información visible, listo para analizar en Microsoft Excel o Google Sheets.</w:t>
+      </w:r>
+    </w:p>
+    <w:p>
+      <w:pPr>
+        <w:spacing w:before="280" w:after="80"/>
+      </w:pPr>
+      <w:r>
+        <w:rPr>
+          <w:rFonts w:ascii="Calibri" w:hAnsi="Calibri"/>
+          <w:b/>
+          <w:i w:val="0"/>
+          <w:color w:val="1D293D"/>
+          <w:sz w:val="28"/>
+        </w:rPr>
+        <w:t>7. Buscar un usuario</w:t>
+      </w:r>
+    </w:p>
+    <w:p>
+      <w:pPr>
+        <w:spacing w:after="80"/>
+      </w:pPr>
+      <w:r>
+        <w:rPr>
+          <w:rFonts w:ascii="Calibri" w:hAnsi="Calibri"/>
+          <w:b w:val="0"/>
+          <w:i w:val="0"/>
+          <w:color w:val="333333"/>
+          <w:sz w:val="20"/>
+        </w:rPr>
+        <w:t>En la página de administración de usuarios, utilice el campo de búsqueda para encontrar usuarios por nombre, apellido, usuario o correo electrónico. El sistema filtrará los resultados en tiempo real.</w:t>
+      </w:r>
+    </w:p>
+    <w:p>
+      <w:pPr>
+        <w:spacing w:before="280" w:after="80"/>
+      </w:pPr>
+      <w:r>
+        <w:rPr>
+          <w:rFonts w:ascii="Calibri" w:hAnsi="Calibri"/>
+          <w:b/>
+          <w:i w:val="0"/>
+          <w:color w:val="1D293D"/>
+          <w:sz w:val="28"/>
+        </w:rPr>
+        <w:t>8. Recomendaciones de uso</w:t>
+      </w:r>
+    </w:p>
+    <w:p>
+      <w:pPr>
+        <w:pStyle w:val="ListBullet"/>
+        <w:spacing w:after="40"/>
+      </w:pPr>
+      <w:r>
+        <w:rPr>
+          <w:rFonts w:ascii="Calibri" w:hAnsi="Calibri"/>
+          <w:b w:val="0"/>
+          <w:i w:val="0"/>
+          <w:color w:val="333333"/>
+          <w:sz w:val="20"/>
+        </w:rPr>
+        <w:t>Cierre sesión cuando termine de usar la aplicación, especialmente en equipos compartidos.</w:t>
+      </w:r>
+    </w:p>
+    <w:p>
+      <w:pPr>
+        <w:pStyle w:val="ListBullet"/>
+        <w:spacing w:after="40"/>
+      </w:pPr>
+      <w:r>
+        <w:rPr>
+          <w:rFonts w:ascii="Calibri" w:hAnsi="Calibri"/>
+          <w:b w:val="0"/>
+          <w:i w:val="0"/>
+          <w:color w:val="333333"/>
+          <w:sz w:val="20"/>
+        </w:rPr>
+        <w:t>No comparta su contraseña con otros usuarios.</w:t>
+      </w:r>
+    </w:p>
+    <w:p>
+      <w:pPr>
+        <w:pStyle w:val="ListBullet"/>
+        <w:spacing w:after="40"/>
+      </w:pPr>
+      <w:r>
+        <w:rPr>
+          <w:rFonts w:ascii="Calibri" w:hAnsi="Calibri"/>
+          <w:b w:val="0"/>
+          <w:i w:val="0"/>
+          <w:color w:val="333333"/>
+          <w:sz w:val="20"/>
+        </w:rPr>
+        <w:t>Use descripciones claras y detalladas al crear tickets o registrar problemas.</w:t>
+      </w:r>
+    </w:p>
+    <w:p>
+      <w:pPr>
+        <w:pStyle w:val="ListBullet"/>
+        <w:spacing w:after="40"/>
+      </w:pPr>
+      <w:r>
+        <w:rPr>
+          <w:rFonts w:ascii="Calibri" w:hAnsi="Calibri"/>
+          <w:b w:val="0"/>
+          <w:i w:val="0"/>
+          <w:color w:val="333333"/>
+          <w:sz w:val="20"/>
+        </w:rPr>
+        <w:t>Adjunte fotografías de alto contraste para evidencias de mantenimiento.</w:t>
+      </w:r>
+    </w:p>
+    <w:p>
+      <w:pPr>
+        <w:pStyle w:val="ListBullet"/>
+        <w:spacing w:after="40"/>
+      </w:pPr>
+      <w:r>
+        <w:rPr>
+          <w:rFonts w:ascii="Calibri" w:hAnsi="Calibri"/>
+          <w:b w:val="0"/>
+          <w:i w:val="0"/>
+          <w:color w:val="333333"/>
+          <w:sz w:val="20"/>
+        </w:rPr>
+        <w:t>Revise regularmente sus tickets pendientes y actualice su estado según sea necesario.</w:t>
+      </w:r>
+    </w:p>
     <w:sectPr>
       <w:pgSz w:w="12240" w:h="15840"/>
-      <w:pgMar w:top="1440" w:right="1800" w:bottom="1440" w:left="1800" w:header="720" w:footer="720" w:gutter="0"/>
+      <w:pgMar w:top="1417" w:right="1417" w:bottom="1417" w:left="1701" w:header="720" w:footer="720" w:gutter="0"/>
       <w:cols w:space="720"/>
       <w:docGrid w:linePitch="360"/>
     </w:sectPr>
